--- a/DAW2/C.NUBE/UD3/Actividad1/Actividad 1.docx
+++ b/DAW2/C.NUBE/UD3/Actividad1/Actividad 1.docx
@@ -1149,6 +1149,10 @@
     </w:p>
     <w:p>
       <w:r>
+        <w:rPr>
+          <w:noProof/>
+          <w:lang w:eastAsia="es-ES"/>
+        </w:rPr>
         <w:drawing>
           <wp:anchor distT="0" distB="0" distL="114300" distR="114300" simplePos="0" relativeHeight="251665408" behindDoc="1" locked="0" layoutInCell="1" allowOverlap="1">
             <wp:simplePos x="0" y="0"/>
@@ -1214,8 +1218,8 @@
         <w:t>.</w:t>
       </w:r>
     </w:p>
+    <w:bookmarkStart w:id="1" w:name="_Toc214379725"/>
     <w:p>
-      <w:bookmarkStart w:id="1" w:name="_Toc214379725"/>
       <w:r>
         <w:rPr>
           <w:noProof/>
@@ -1525,6 +1529,10 @@
         </mc:AlternateContent>
       </w:r>
       <w:r>
+        <w:rPr>
+          <w:noProof/>
+          <w:lang w:eastAsia="es-ES"/>
+        </w:rPr>
         <w:drawing>
           <wp:anchor distT="0" distB="0" distL="114300" distR="114300" simplePos="0" relativeHeight="251672576" behindDoc="1" locked="0" layoutInCell="1" allowOverlap="1">
             <wp:simplePos x="0" y="0"/>
@@ -2243,6 +2251,10 @@
         </mc:AlternateContent>
       </w:r>
       <w:r>
+        <w:rPr>
+          <w:noProof/>
+          <w:lang w:eastAsia="es-ES"/>
+        </w:rPr>
         <w:drawing>
           <wp:inline distT="0" distB="0" distL="0" distR="0" wp14:anchorId="085B1BB7" wp14:editId="7B307FCD">
             <wp:extent cx="5400040" cy="2658745"/>
@@ -2331,15 +2343,7 @@
       </w:r>
       <w:proofErr w:type="spellEnd"/>
       <w:r>
-        <w:t xml:space="preserve">” solo que cambia </w:t>
-      </w:r>
-      <w:proofErr w:type="spellStart"/>
-      <w:r>
-        <w:t>el la</w:t>
-      </w:r>
-      <w:proofErr w:type="spellEnd"/>
-      <w:r>
-        <w:t xml:space="preserve"> IP. P</w:t>
+        <w:t>” solo que cambia el la IP. P</w:t>
       </w:r>
       <w:r>
         <w:t xml:space="preserve">or defecto ya tenemos una que es “default” pero lo más importante son las dos que he creado para la práctica. </w:t>
@@ -2352,6 +2356,10 @@
     </w:p>
     <w:p>
       <w:r>
+        <w:rPr>
+          <w:noProof/>
+          <w:lang w:eastAsia="es-ES"/>
+        </w:rPr>
         <w:lastRenderedPageBreak/>
         <w:drawing>
           <wp:anchor distT="0" distB="0" distL="114300" distR="114300" simplePos="0" relativeHeight="251685888" behindDoc="1" locked="0" layoutInCell="1" allowOverlap="1">
@@ -2882,6 +2890,10 @@
         </mc:AlternateContent>
       </w:r>
       <w:r>
+        <w:rPr>
+          <w:noProof/>
+          <w:lang w:eastAsia="es-ES"/>
+        </w:rPr>
         <w:drawing>
           <wp:inline distT="0" distB="0" distL="0" distR="0" wp14:anchorId="3C18C6CE" wp14:editId="7BB4C585">
             <wp:extent cx="5400040" cy="2649220"/>
@@ -2950,15 +2962,11 @@
         <w:t xml:space="preserve"> </w:t>
       </w:r>
     </w:p>
+    <w:p/>
     <w:p>
       <w:bookmarkStart w:id="2" w:name="_GoBack"/>
       <w:bookmarkEnd w:id="2"/>
     </w:p>
-    <w:p>
-      <w:r>
-        <w:br w:type="page"/>
-      </w:r>
-    </w:p>
     <w:p/>
     <w:p/>
     <w:p>
@@ -2967,10 +2975,7 @@
       </w:pPr>
       <w:bookmarkStart w:id="3" w:name="_Toc214379726"/>
       <w:r>
-        <w:t>El</w:t>
-      </w:r>
-      <w:r>
-        <w:t xml:space="preserve"> despliegue de tu servidor web</w:t>
+        <w:t>El despliegue de tu servidor web</w:t>
       </w:r>
       <w:bookmarkEnd w:id="3"/>
       <w:r>
@@ -4911,7 +4916,7 @@
 </file>
 
 <file path=customXml/itemProps1.xml><?xml version="1.0" encoding="utf-8"?>
-<ds:datastoreItem xmlns:ds="http://schemas.openxmlformats.org/officeDocument/2006/customXml" ds:itemID="{D42BA5F7-E624-4284-855A-5B35A32DA2DD}">
+<ds:datastoreItem xmlns:ds="http://schemas.openxmlformats.org/officeDocument/2006/customXml" ds:itemID="{C3169271-08FF-43FA-8703-B79363E2AEAE}">
   <ds:schemaRefs>
     <ds:schemaRef ds:uri="http://schemas.openxmlformats.org/officeDocument/2006/bibliography"/>
   </ds:schemaRefs>

--- a/DAW2/C.NUBE/UD3/Actividad1/Actividad 1.docx
+++ b/DAW2/C.NUBE/UD3/Actividad1/Actividad 1.docx
@@ -833,7 +833,7 @@
           <w:r>
             <w:fldChar w:fldCharType="separate"/>
           </w:r>
-          <w:hyperlink w:anchor="_Toc214379724" w:history="1">
+          <w:hyperlink w:anchor="_Toc215590588" w:history="1">
             <w:r>
               <w:rPr>
                 <w:rStyle w:val="Hipervnculo"/>
@@ -860,7 +860,7 @@
                 <w:noProof/>
                 <w:webHidden/>
               </w:rPr>
-              <w:instrText xml:space="preserve"> PAGEREF _Toc214379724 \h </w:instrText>
+              <w:instrText xml:space="preserve"> PAGEREF _Toc215590588 \h </w:instrText>
             </w:r>
             <w:r>
               <w:rPr>
@@ -903,7 +903,7 @@
               <w:lang w:eastAsia="es-ES"/>
             </w:rPr>
           </w:pPr>
-          <w:hyperlink w:anchor="_Toc214379725" w:history="1">
+          <w:hyperlink w:anchor="_Toc215590589" w:history="1">
             <w:r>
               <w:rPr>
                 <w:rStyle w:val="Hipervnculo"/>
@@ -930,7 +930,7 @@
                 <w:noProof/>
                 <w:webHidden/>
               </w:rPr>
-              <w:instrText xml:space="preserve"> PAGEREF _Toc214379725 \h </w:instrText>
+              <w:instrText xml:space="preserve"> PAGEREF _Toc215590589 \h </w:instrText>
             </w:r>
             <w:r>
               <w:rPr>
@@ -950,7 +950,7 @@
                 <w:noProof/>
                 <w:webHidden/>
               </w:rPr>
-              <w:t>2</w:t>
+              <w:t>5</w:t>
             </w:r>
             <w:r>
               <w:rPr>
@@ -973,7 +973,7 @@
               <w:lang w:eastAsia="es-ES"/>
             </w:rPr>
           </w:pPr>
-          <w:hyperlink w:anchor="_Toc214379726" w:history="1">
+          <w:hyperlink w:anchor="_Toc215590590" w:history="1">
             <w:r>
               <w:rPr>
                 <w:rStyle w:val="Hipervnculo"/>
@@ -1000,7 +1000,7 @@
                 <w:noProof/>
                 <w:webHidden/>
               </w:rPr>
-              <w:instrText xml:space="preserve"> PAGEREF _Toc214379726 \h </w:instrText>
+              <w:instrText xml:space="preserve"> PAGEREF _Toc215590590 \h </w:instrText>
             </w:r>
             <w:r>
               <w:rPr>
@@ -1020,7 +1020,7 @@
                 <w:noProof/>
                 <w:webHidden/>
               </w:rPr>
-              <w:t>2</w:t>
+              <w:t>7</w:t>
             </w:r>
             <w:r>
               <w:rPr>
@@ -1043,13 +1043,13 @@
               <w:lang w:eastAsia="es-ES"/>
             </w:rPr>
           </w:pPr>
-          <w:hyperlink w:anchor="_Toc214379727" w:history="1">
+          <w:hyperlink w:anchor="_Toc215590591" w:history="1">
             <w:r>
               <w:rPr>
                 <w:rStyle w:val="Hipervnculo"/>
                 <w:noProof/>
               </w:rPr>
-              <w:t>(Opcional) despliegue del contenedor en Azure</w:t>
+              <w:t>Preguntas</w:t>
             </w:r>
             <w:r>
               <w:rPr>
@@ -1070,7 +1070,7 @@
                 <w:noProof/>
                 <w:webHidden/>
               </w:rPr>
-              <w:instrText xml:space="preserve"> PAGEREF _Toc214379727 \h </w:instrText>
+              <w:instrText xml:space="preserve"> PAGEREF _Toc215590591 \h </w:instrText>
             </w:r>
             <w:r>
               <w:rPr>
@@ -1090,7 +1090,7 @@
                 <w:noProof/>
                 <w:webHidden/>
               </w:rPr>
-              <w:t>2</w:t>
+              <w:t>8</w:t>
             </w:r>
             <w:r>
               <w:rPr>
@@ -1132,7 +1132,7 @@
       <w:pPr>
         <w:pStyle w:val="Ttulo1"/>
       </w:pPr>
-      <w:bookmarkStart w:id="0" w:name="_Toc214379724"/>
+      <w:bookmarkStart w:id="0" w:name="_Toc215590588"/>
       <w:r>
         <w:lastRenderedPageBreak/>
         <w:t xml:space="preserve">La configuración de tu red en </w:t>
@@ -1154,7 +1154,7 @@
           <w:lang w:eastAsia="es-ES"/>
         </w:rPr>
         <w:drawing>
-          <wp:anchor distT="0" distB="0" distL="114300" distR="114300" simplePos="0" relativeHeight="251665408" behindDoc="1" locked="0" layoutInCell="1" allowOverlap="1">
+          <wp:anchor distT="0" distB="0" distL="114300" distR="114300" simplePos="0" relativeHeight="251665408" behindDoc="1" locked="0" layoutInCell="1" allowOverlap="1" wp14:anchorId="31CACC52" wp14:editId="4C0D336A">
             <wp:simplePos x="0" y="0"/>
             <wp:positionH relativeFrom="column">
               <wp:posOffset>-635</wp:posOffset>
@@ -1218,7 +1218,6 @@
         <w:t>.</w:t>
       </w:r>
     </w:p>
-    <w:bookmarkStart w:id="1" w:name="_Toc214379725"/>
     <w:p>
       <w:r>
         <w:rPr>
@@ -1228,7 +1227,7 @@
         <mc:AlternateContent>
           <mc:Choice Requires="wps">
             <w:drawing>
-              <wp:anchor distT="0" distB="0" distL="114300" distR="114300" simplePos="0" relativeHeight="251667456" behindDoc="0" locked="0" layoutInCell="1" allowOverlap="1" wp14:anchorId="483F2524" wp14:editId="3980BF6E">
+              <wp:anchor distT="0" distB="0" distL="114300" distR="114300" simplePos="0" relativeHeight="251667456" behindDoc="0" locked="0" layoutInCell="1" allowOverlap="1" wp14:anchorId="317A4A3E" wp14:editId="3B7EF31B">
                 <wp:simplePos x="0" y="0"/>
                 <wp:positionH relativeFrom="column">
                   <wp:posOffset>2279015</wp:posOffset>
@@ -1302,7 +1301,7 @@
         <mc:AlternateContent>
           <mc:Choice Requires="wps">
             <w:drawing>
-              <wp:anchor distT="0" distB="0" distL="114300" distR="114300" simplePos="0" relativeHeight="251669504" behindDoc="0" locked="0" layoutInCell="1" allowOverlap="1" wp14:anchorId="6BDD74C6" wp14:editId="29D5D202">
+              <wp:anchor distT="0" distB="0" distL="114300" distR="114300" simplePos="0" relativeHeight="251669504" behindDoc="0" locked="0" layoutInCell="1" allowOverlap="1" wp14:anchorId="104130B2" wp14:editId="2FF5E6FF">
                 <wp:simplePos x="0" y="0"/>
                 <wp:positionH relativeFrom="column">
                   <wp:posOffset>1688465</wp:posOffset>
@@ -1383,7 +1382,7 @@
         <mc:AlternateContent>
           <mc:Choice Requires="wps">
             <w:drawing>
-              <wp:anchor distT="0" distB="0" distL="114300" distR="114300" simplePos="0" relativeHeight="251666432" behindDoc="0" locked="0" layoutInCell="1" allowOverlap="1" wp14:anchorId="155CCA22" wp14:editId="23C343EF">
+              <wp:anchor distT="0" distB="0" distL="114300" distR="114300" simplePos="0" relativeHeight="251666432" behindDoc="0" locked="0" layoutInCell="1" allowOverlap="1" wp14:anchorId="07AB7F4F" wp14:editId="593FB5CA">
                 <wp:simplePos x="0" y="0"/>
                 <wp:positionH relativeFrom="column">
                   <wp:posOffset>-635</wp:posOffset>
@@ -1466,7 +1465,7 @@
         <mc:AlternateContent>
           <mc:Choice Requires="wps">
             <w:drawing>
-              <wp:anchor distT="0" distB="0" distL="114300" distR="114300" simplePos="0" relativeHeight="251674624" behindDoc="0" locked="0" layoutInCell="1" allowOverlap="1">
+              <wp:anchor distT="0" distB="0" distL="114300" distR="114300" simplePos="0" relativeHeight="251674624" behindDoc="0" locked="0" layoutInCell="1" allowOverlap="1" wp14:anchorId="7C2DFA25" wp14:editId="0AE24FA3">
                 <wp:simplePos x="0" y="0"/>
                 <wp:positionH relativeFrom="column">
                   <wp:posOffset>1130502</wp:posOffset>
@@ -1534,7 +1533,7 @@
           <w:lang w:eastAsia="es-ES"/>
         </w:rPr>
         <w:drawing>
-          <wp:anchor distT="0" distB="0" distL="114300" distR="114300" simplePos="0" relativeHeight="251672576" behindDoc="1" locked="0" layoutInCell="1" allowOverlap="1">
+          <wp:anchor distT="0" distB="0" distL="114300" distR="114300" simplePos="0" relativeHeight="251672576" behindDoc="1" locked="0" layoutInCell="1" allowOverlap="1" wp14:anchorId="2715CCCD" wp14:editId="0A5E8AE0">
             <wp:simplePos x="0" y="0"/>
             <wp:positionH relativeFrom="margin">
               <wp:align>left</wp:align>
@@ -1623,7 +1622,7 @@
         <mc:AlternateContent>
           <mc:Choice Requires="wps">
             <w:drawing>
-              <wp:anchor distT="0" distB="0" distL="114300" distR="114300" simplePos="0" relativeHeight="251673600" behindDoc="0" locked="0" layoutInCell="1" allowOverlap="1">
+              <wp:anchor distT="0" distB="0" distL="114300" distR="114300" simplePos="0" relativeHeight="251673600" behindDoc="0" locked="0" layoutInCell="1" allowOverlap="1" wp14:anchorId="680261E7" wp14:editId="3E72D367">
                 <wp:simplePos x="0" y="0"/>
                 <wp:positionH relativeFrom="column">
                   <wp:posOffset>1024890</wp:posOffset>
@@ -1706,7 +1705,7 @@
         <mc:AlternateContent>
           <mc:Choice Requires="wps">
             <w:drawing>
-              <wp:anchor distT="0" distB="0" distL="114300" distR="114300" simplePos="0" relativeHeight="251681792" behindDoc="0" locked="0" layoutInCell="1" allowOverlap="1" wp14:anchorId="097F62EB" wp14:editId="77029A59">
+              <wp:anchor distT="0" distB="0" distL="114300" distR="114300" simplePos="0" relativeHeight="251681792" behindDoc="0" locked="0" layoutInCell="1" allowOverlap="1" wp14:anchorId="5624F341" wp14:editId="6294E079">
                 <wp:simplePos x="0" y="0"/>
                 <wp:positionH relativeFrom="column">
                   <wp:posOffset>3791183</wp:posOffset>
@@ -1787,7 +1786,7 @@
         <mc:AlternateContent>
           <mc:Choice Requires="wps">
             <w:drawing>
-              <wp:anchor distT="0" distB="0" distL="114300" distR="114300" simplePos="0" relativeHeight="251684864" behindDoc="0" locked="0" layoutInCell="1" allowOverlap="1" wp14:anchorId="74C4B06A" wp14:editId="38B0C752">
+              <wp:anchor distT="0" distB="0" distL="114300" distR="114300" simplePos="0" relativeHeight="251684864" behindDoc="0" locked="0" layoutInCell="1" allowOverlap="1" wp14:anchorId="04747653" wp14:editId="02EC0501">
                 <wp:simplePos x="0" y="0"/>
                 <wp:positionH relativeFrom="column">
                   <wp:posOffset>3929851</wp:posOffset>
@@ -1857,7 +1856,7 @@
         <mc:AlternateContent>
           <mc:Choice Requires="wps">
             <w:drawing>
-              <wp:anchor distT="0" distB="0" distL="114300" distR="114300" simplePos="0" relativeHeight="251682816" behindDoc="0" locked="0" layoutInCell="1" allowOverlap="1" wp14:anchorId="70DB7585" wp14:editId="2E385C43">
+              <wp:anchor distT="0" distB="0" distL="114300" distR="114300" simplePos="0" relativeHeight="251682816" behindDoc="0" locked="0" layoutInCell="1" allowOverlap="1" wp14:anchorId="3388A957" wp14:editId="1CD54E5E">
                 <wp:simplePos x="0" y="0"/>
                 <wp:positionH relativeFrom="column">
                   <wp:posOffset>143451</wp:posOffset>
@@ -1927,7 +1926,7 @@
         <mc:AlternateContent>
           <mc:Choice Requires="wps">
             <w:drawing>
-              <wp:anchor distT="0" distB="0" distL="114300" distR="114300" simplePos="0" relativeHeight="251679744" behindDoc="0" locked="0" layoutInCell="1" allowOverlap="1" wp14:anchorId="6D636EFE" wp14:editId="1AA5F0C0">
+              <wp:anchor distT="0" distB="0" distL="114300" distR="114300" simplePos="0" relativeHeight="251679744" behindDoc="0" locked="0" layoutInCell="1" allowOverlap="1" wp14:anchorId="3E2C3BDF" wp14:editId="4201BE0B">
                 <wp:simplePos x="0" y="0"/>
                 <wp:positionH relativeFrom="column">
                   <wp:posOffset>117137</wp:posOffset>
@@ -2008,7 +2007,7 @@
         <mc:AlternateContent>
           <mc:Choice Requires="wps">
             <w:drawing>
-              <wp:anchor distT="0" distB="0" distL="114300" distR="114300" simplePos="0" relativeHeight="251677696" behindDoc="0" locked="0" layoutInCell="1" allowOverlap="1">
+              <wp:anchor distT="0" distB="0" distL="114300" distR="114300" simplePos="0" relativeHeight="251677696" behindDoc="0" locked="0" layoutInCell="1" allowOverlap="1" wp14:anchorId="57E47247" wp14:editId="7200F62A">
                 <wp:simplePos x="0" y="0"/>
                 <wp:positionH relativeFrom="column">
                   <wp:posOffset>136754</wp:posOffset>
@@ -2083,7 +2082,7 @@
         <mc:AlternateContent>
           <mc:Choice Requires="wps">
             <w:drawing>
-              <wp:anchor distT="0" distB="0" distL="114300" distR="114300" simplePos="0" relativeHeight="251676672" behindDoc="0" locked="0" layoutInCell="1" allowOverlap="1">
+              <wp:anchor distT="0" distB="0" distL="114300" distR="114300" simplePos="0" relativeHeight="251676672" behindDoc="0" locked="0" layoutInCell="1" allowOverlap="1" wp14:anchorId="29F0AA70" wp14:editId="10C743DC">
                 <wp:simplePos x="0" y="0"/>
                 <wp:positionH relativeFrom="column">
                   <wp:posOffset>3751884</wp:posOffset>
@@ -2183,7 +2182,7 @@
         <mc:AlternateContent>
           <mc:Choice Requires="wps">
             <w:drawing>
-              <wp:anchor distT="0" distB="0" distL="114300" distR="114300" simplePos="0" relativeHeight="251675648" behindDoc="0" locked="0" layoutInCell="1" allowOverlap="1">
+              <wp:anchor distT="0" distB="0" distL="114300" distR="114300" simplePos="0" relativeHeight="251675648" behindDoc="0" locked="0" layoutInCell="1" allowOverlap="1" wp14:anchorId="4783191A" wp14:editId="0B66CD8B">
                 <wp:simplePos x="0" y="0"/>
                 <wp:positionH relativeFrom="column">
                   <wp:posOffset>42280</wp:posOffset>
@@ -2256,7 +2255,7 @@
           <w:lang w:eastAsia="es-ES"/>
         </w:rPr>
         <w:drawing>
-          <wp:inline distT="0" distB="0" distL="0" distR="0" wp14:anchorId="085B1BB7" wp14:editId="7B307FCD">
+          <wp:inline distT="0" distB="0" distL="0" distR="0" wp14:anchorId="01E811D6" wp14:editId="3F00E508">
             <wp:extent cx="5400040" cy="2658745"/>
             <wp:effectExtent l="0" t="0" r="0" b="8255"/>
             <wp:docPr id="31" name="Imagen 31"/>
@@ -2362,7 +2361,7 @@
         </w:rPr>
         <w:lastRenderedPageBreak/>
         <w:drawing>
-          <wp:anchor distT="0" distB="0" distL="114300" distR="114300" simplePos="0" relativeHeight="251685888" behindDoc="1" locked="0" layoutInCell="1" allowOverlap="1">
+          <wp:anchor distT="0" distB="0" distL="114300" distR="114300" simplePos="0" relativeHeight="251685888" behindDoc="1" locked="0" layoutInCell="1" allowOverlap="1" wp14:anchorId="205F36C8" wp14:editId="7FC55D16">
             <wp:simplePos x="0" y="0"/>
             <wp:positionH relativeFrom="column">
               <wp:posOffset>2515</wp:posOffset>
@@ -2442,7 +2441,7 @@
         <mc:AlternateContent>
           <mc:Choice Requires="wps">
             <w:drawing>
-              <wp:anchor distT="0" distB="0" distL="114300" distR="114300" simplePos="0" relativeHeight="251686912" behindDoc="0" locked="0" layoutInCell="1" allowOverlap="1" wp14:anchorId="7DC698F3" wp14:editId="46E68AE1">
+              <wp:anchor distT="0" distB="0" distL="114300" distR="114300" simplePos="0" relativeHeight="251686912" behindDoc="0" locked="0" layoutInCell="1" allowOverlap="1" wp14:anchorId="51910B4E" wp14:editId="446B81FB">
                 <wp:simplePos x="0" y="0"/>
                 <wp:positionH relativeFrom="column">
                   <wp:posOffset>68225</wp:posOffset>
@@ -2523,7 +2522,7 @@
         <mc:AlternateContent>
           <mc:Choice Requires="wps">
             <w:drawing>
-              <wp:anchor distT="0" distB="0" distL="114300" distR="114300" simplePos="0" relativeHeight="251687936" behindDoc="0" locked="0" layoutInCell="1" allowOverlap="1" wp14:anchorId="0C59BB8F" wp14:editId="697D0F73">
+              <wp:anchor distT="0" distB="0" distL="114300" distR="114300" simplePos="0" relativeHeight="251687936" behindDoc="0" locked="0" layoutInCell="1" allowOverlap="1" wp14:anchorId="6B66616F" wp14:editId="51B4C4B4">
                 <wp:simplePos x="0" y="0"/>
                 <wp:positionH relativeFrom="column">
                   <wp:posOffset>1728750</wp:posOffset>
@@ -2597,7 +2596,7 @@
         <mc:AlternateContent>
           <mc:Choice Requires="wps">
             <w:drawing>
-              <wp:anchor distT="0" distB="0" distL="114300" distR="114300" simplePos="0" relativeHeight="251692032" behindDoc="0" locked="0" layoutInCell="1" allowOverlap="1">
+              <wp:anchor distT="0" distB="0" distL="114300" distR="114300" simplePos="0" relativeHeight="251692032" behindDoc="0" locked="0" layoutInCell="1" allowOverlap="1" wp14:anchorId="1EEAFE17" wp14:editId="382283E2">
                 <wp:simplePos x="0" y="0"/>
                 <wp:positionH relativeFrom="column">
                   <wp:posOffset>2400922</wp:posOffset>
@@ -2672,7 +2671,7 @@
         <mc:AlternateContent>
           <mc:Choice Requires="wps">
             <w:drawing>
-              <wp:anchor distT="0" distB="0" distL="114300" distR="114300" simplePos="0" relativeHeight="251691008" behindDoc="0" locked="0" layoutInCell="1" allowOverlap="1">
+              <wp:anchor distT="0" distB="0" distL="114300" distR="114300" simplePos="0" relativeHeight="251691008" behindDoc="0" locked="0" layoutInCell="1" allowOverlap="1" wp14:anchorId="1F2A528A" wp14:editId="35AD3F04">
                 <wp:simplePos x="0" y="0"/>
                 <wp:positionH relativeFrom="column">
                   <wp:posOffset>1631378</wp:posOffset>
@@ -2747,7 +2746,7 @@
         <mc:AlternateContent>
           <mc:Choice Requires="wps">
             <w:drawing>
-              <wp:anchor distT="0" distB="0" distL="114300" distR="114300" simplePos="0" relativeHeight="251689984" behindDoc="0" locked="0" layoutInCell="1" allowOverlap="1">
+              <wp:anchor distT="0" distB="0" distL="114300" distR="114300" simplePos="0" relativeHeight="251689984" behindDoc="0" locked="0" layoutInCell="1" allowOverlap="1" wp14:anchorId="52574FD9" wp14:editId="7A9F1809">
                 <wp:simplePos x="0" y="0"/>
                 <wp:positionH relativeFrom="column">
                   <wp:posOffset>789406</wp:posOffset>
@@ -2822,7 +2821,7 @@
         <mc:AlternateContent>
           <mc:Choice Requires="wps">
             <w:drawing>
-              <wp:anchor distT="0" distB="0" distL="114300" distR="114300" simplePos="0" relativeHeight="251688960" behindDoc="0" locked="0" layoutInCell="1" allowOverlap="1">
+              <wp:anchor distT="0" distB="0" distL="114300" distR="114300" simplePos="0" relativeHeight="251688960" behindDoc="0" locked="0" layoutInCell="1" allowOverlap="1" wp14:anchorId="446A1A2A" wp14:editId="357A91B4">
                 <wp:simplePos x="0" y="0"/>
                 <wp:positionH relativeFrom="column">
                   <wp:posOffset>1754</wp:posOffset>
@@ -2895,7 +2894,7 @@
           <w:lang w:eastAsia="es-ES"/>
         </w:rPr>
         <w:drawing>
-          <wp:inline distT="0" distB="0" distL="0" distR="0" wp14:anchorId="3C18C6CE" wp14:editId="7BB4C585">
+          <wp:inline distT="0" distB="0" distL="0" distR="0" wp14:anchorId="3A347511" wp14:editId="097BDC61">
             <wp:extent cx="5400040" cy="2649220"/>
             <wp:effectExtent l="0" t="0" r="0" b="0"/>
             <wp:docPr id="458" name="Imagen 458"/>
@@ -2953,6 +2952,7 @@
       <w:pPr>
         <w:pStyle w:val="Ttulo1"/>
       </w:pPr>
+      <w:bookmarkStart w:id="1" w:name="_Toc215590589"/>
       <w:r>
         <w:lastRenderedPageBreak/>
         <w:t>Configuración de tu máquina virtual</w:t>
@@ -2962,40 +2962,1056 @@
         <w:t xml:space="preserve"> </w:t>
       </w:r>
     </w:p>
-    <w:p/>
     <w:p>
-      <w:bookmarkStart w:id="2" w:name="_GoBack"/>
+      <w:r>
+        <w:t>Ahora creamos una máquina para cada subred y comprobamos que ha tomado la red correspondiente.</w:t>
+      </w:r>
+    </w:p>
+    <w:p>
+      <w:r>
+        <w:rPr>
+          <w:noProof/>
+          <w:lang w:eastAsia="es-ES"/>
+        </w:rPr>
+        <mc:AlternateContent>
+          <mc:Choice Requires="wps">
+            <w:drawing>
+              <wp:anchor distT="0" distB="0" distL="114300" distR="114300" simplePos="0" relativeHeight="251694080" behindDoc="0" locked="0" layoutInCell="1" allowOverlap="1" wp14:anchorId="6FC2287D" wp14:editId="0698268B">
+                <wp:simplePos x="0" y="0"/>
+                <wp:positionH relativeFrom="column">
+                  <wp:posOffset>2488400</wp:posOffset>
+                </wp:positionH>
+                <wp:positionV relativeFrom="paragraph">
+                  <wp:posOffset>5143780</wp:posOffset>
+                </wp:positionV>
+                <wp:extent cx="100940" cy="332509"/>
+                <wp:effectExtent l="57150" t="0" r="33020" b="48895"/>
+                <wp:wrapNone/>
+                <wp:docPr id="4" name="Conector recto de flecha 4"/>
+                <wp:cNvGraphicFramePr/>
+                <a:graphic xmlns:a="http://schemas.openxmlformats.org/drawingml/2006/main">
+                  <a:graphicData uri="http://schemas.microsoft.com/office/word/2010/wordprocessingShape">
+                    <wps:wsp>
+                      <wps:cNvCnPr/>
+                      <wps:spPr>
+                        <a:xfrm flipH="1">
+                          <a:off x="0" y="0"/>
+                          <a:ext cx="100940" cy="332509"/>
+                        </a:xfrm>
+                        <a:prstGeom prst="straightConnector1">
+                          <a:avLst/>
+                        </a:prstGeom>
+                        <a:ln>
+                          <a:solidFill>
+                            <a:srgbClr val="FF0000"/>
+                          </a:solidFill>
+                          <a:tailEnd type="triangle"/>
+                        </a:ln>
+                      </wps:spPr>
+                      <wps:style>
+                        <a:lnRef idx="1">
+                          <a:schemeClr val="accent1"/>
+                        </a:lnRef>
+                        <a:fillRef idx="0">
+                          <a:schemeClr val="accent1"/>
+                        </a:fillRef>
+                        <a:effectRef idx="0">
+                          <a:schemeClr val="accent1"/>
+                        </a:effectRef>
+                        <a:fontRef idx="minor">
+                          <a:schemeClr val="tx1"/>
+                        </a:fontRef>
+                      </wps:style>
+                      <wps:bodyPr/>
+                    </wps:wsp>
+                  </a:graphicData>
+                </a:graphic>
+              </wp:anchor>
+            </w:drawing>
+          </mc:Choice>
+          <mc:Fallback>
+            <w:pict>
+              <v:shapetype w14:anchorId="75D469BB" id="_x0000_t32" coordsize="21600,21600" o:spt="32" o:oned="t" path="m,l21600,21600e" filled="f">
+                <v:path arrowok="t" fillok="f" o:connecttype="none"/>
+                <o:lock v:ext="edit" shapetype="t"/>
+              </v:shapetype>
+              <v:shape id="Conector recto de flecha 4" o:spid="_x0000_s1026" type="#_x0000_t32" style="position:absolute;margin-left:195.95pt;margin-top:405pt;width:7.95pt;height:26.2pt;flip:x;z-index:251694080;visibility:visible;mso-wrap-style:square;mso-wrap-distance-left:9pt;mso-wrap-distance-top:0;mso-wrap-distance-right:9pt;mso-wrap-distance-bottom:0;mso-position-horizontal:absolute;mso-position-horizontal-relative:text;mso-position-vertical:absolute;mso-position-vertical-relative:text" o:gfxdata="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" strokecolor="red" strokeweight=".5pt">
+                <v:stroke endarrow="block" joinstyle="miter"/>
+              </v:shape>
+            </w:pict>
+          </mc:Fallback>
+        </mc:AlternateContent>
+      </w:r>
+      <w:r>
+        <w:rPr>
+          <w:noProof/>
+          <w:lang w:eastAsia="es-ES"/>
+        </w:rPr>
+        <mc:AlternateContent>
+          <mc:Choice Requires="wps">
+            <w:drawing>
+              <wp:anchor distT="0" distB="0" distL="114300" distR="114300" simplePos="0" relativeHeight="251693056" behindDoc="0" locked="0" layoutInCell="1" allowOverlap="1" wp14:anchorId="160B61F7" wp14:editId="4DB9EE70">
+                <wp:simplePos x="0" y="0"/>
+                <wp:positionH relativeFrom="column">
+                  <wp:posOffset>113335</wp:posOffset>
+                </wp:positionH>
+                <wp:positionV relativeFrom="paragraph">
+                  <wp:posOffset>2192762</wp:posOffset>
+                </wp:positionV>
+                <wp:extent cx="4732317" cy="676894"/>
+                <wp:effectExtent l="0" t="0" r="11430" b="28575"/>
+                <wp:wrapNone/>
+                <wp:docPr id="3" name="Rectángulo 3"/>
+                <wp:cNvGraphicFramePr/>
+                <a:graphic xmlns:a="http://schemas.openxmlformats.org/drawingml/2006/main">
+                  <a:graphicData uri="http://schemas.microsoft.com/office/word/2010/wordprocessingShape">
+                    <wps:wsp>
+                      <wps:cNvSpPr/>
+                      <wps:spPr>
+                        <a:xfrm>
+                          <a:off x="0" y="0"/>
+                          <a:ext cx="4732317" cy="676894"/>
+                        </a:xfrm>
+                        <a:prstGeom prst="rect">
+                          <a:avLst/>
+                        </a:prstGeom>
+                        <a:noFill/>
+                        <a:ln>
+                          <a:solidFill>
+                            <a:srgbClr val="FF0000"/>
+                          </a:solidFill>
+                        </a:ln>
+                      </wps:spPr>
+                      <wps:style>
+                        <a:lnRef idx="2">
+                          <a:schemeClr val="accent1">
+                            <a:shade val="50000"/>
+                          </a:schemeClr>
+                        </a:lnRef>
+                        <a:fillRef idx="1">
+                          <a:schemeClr val="accent1"/>
+                        </a:fillRef>
+                        <a:effectRef idx="0">
+                          <a:schemeClr val="accent1"/>
+                        </a:effectRef>
+                        <a:fontRef idx="minor">
+                          <a:schemeClr val="lt1"/>
+                        </a:fontRef>
+                      </wps:style>
+                      <wps:bodyPr rot="0" spcFirstLastPara="0" vertOverflow="overflow" horzOverflow="overflow" vert="horz" wrap="square" lIns="91440" tIns="45720" rIns="91440" bIns="45720" numCol="1" spcCol="0" rtlCol="0" fromWordArt="0" anchor="ctr" anchorCtr="0" forceAA="0" compatLnSpc="1">
+                        <a:prstTxWarp prst="textNoShape">
+                          <a:avLst/>
+                        </a:prstTxWarp>
+                        <a:noAutofit/>
+                      </wps:bodyPr>
+                    </wps:wsp>
+                  </a:graphicData>
+                </a:graphic>
+              </wp:anchor>
+            </w:drawing>
+          </mc:Choice>
+          <mc:Fallback>
+            <w:pict>
+              <v:rect w14:anchorId="1A95C6A7" id="Rectángulo 3" o:spid="_x0000_s1026" style="position:absolute;margin-left:8.9pt;margin-top:172.65pt;width:372.6pt;height:53.3pt;z-index:251693056;visibility:visible;mso-wrap-style:square;mso-wrap-distance-left:9pt;mso-wrap-distance-top:0;mso-wrap-distance-right:9pt;mso-wrap-distance-bottom:0;mso-position-horizontal:absolute;mso-position-horizontal-relative:text;mso-position-vertical:absolute;mso-position-vertical-relative:text;v-text-anchor:middle" o:gfxdata="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" filled="f" strokecolor="red" strokeweight="1pt"/>
+            </w:pict>
+          </mc:Fallback>
+        </mc:AlternateContent>
+      </w:r>
+      <w:r>
+        <w:drawing>
+          <wp:inline distT="0" distB="0" distL="0" distR="0" wp14:anchorId="70FD10E2" wp14:editId="377D91E8">
+            <wp:extent cx="5400040" cy="5781040"/>
+            <wp:effectExtent l="0" t="0" r="0" b="0"/>
+            <wp:docPr id="2" name="Imagen 2"/>
+            <wp:cNvGraphicFramePr>
+              <a:graphicFrameLocks xmlns:a="http://schemas.openxmlformats.org/drawingml/2006/main" noChangeAspect="1"/>
+            </wp:cNvGraphicFramePr>
+            <a:graphic xmlns:a="http://schemas.openxmlformats.org/drawingml/2006/main">
+              <a:graphicData uri="http://schemas.openxmlformats.org/drawingml/2006/picture">
+                <pic:pic xmlns:pic="http://schemas.openxmlformats.org/drawingml/2006/picture">
+                  <pic:nvPicPr>
+                    <pic:cNvPr id="1" name=""/>
+                    <pic:cNvPicPr/>
+                  </pic:nvPicPr>
+                  <pic:blipFill>
+                    <a:blip r:embed="rId11"/>
+                    <a:stretch>
+                      <a:fillRect/>
+                    </a:stretch>
+                  </pic:blipFill>
+                  <pic:spPr>
+                    <a:xfrm>
+                      <a:off x="0" y="0"/>
+                      <a:ext cx="5400040" cy="5781040"/>
+                    </a:xfrm>
+                    <a:prstGeom prst="rect">
+                      <a:avLst/>
+                    </a:prstGeom>
+                  </pic:spPr>
+                </pic:pic>
+              </a:graphicData>
+            </a:graphic>
+          </wp:inline>
+        </w:drawing>
+      </w:r>
+    </w:p>
+    <w:p>
+      <w:r>
+        <w:t xml:space="preserve">Al crear la maquina </w:t>
+      </w:r>
+      <w:r>
+        <w:t>es importante seleccionar la región que hemos montado en la red y subredes, porque si no al crear no los vea.</w:t>
+      </w:r>
+    </w:p>
+    <w:p>
+      <w:r>
+        <w:t>Seleccionamos la red y la subred correspondiente. Y creamos la máquina.</w:t>
+      </w:r>
+    </w:p>
+    <w:p>
+      <w:r>
+        <w:t>Lo mismo con la máquina para back.</w:t>
+      </w:r>
+    </w:p>
+    <w:p>
+      <w:r>
+        <w:lastRenderedPageBreak/>
+        <w:drawing>
+          <wp:inline distT="0" distB="0" distL="0" distR="0" wp14:anchorId="67534905" wp14:editId="0125398F">
+            <wp:extent cx="5400040" cy="1551940"/>
+            <wp:effectExtent l="0" t="0" r="0" b="0"/>
+            <wp:docPr id="6" name="Imagen 6"/>
+            <wp:cNvGraphicFramePr>
+              <a:graphicFrameLocks xmlns:a="http://schemas.openxmlformats.org/drawingml/2006/main" noChangeAspect="1"/>
+            </wp:cNvGraphicFramePr>
+            <a:graphic xmlns:a="http://schemas.openxmlformats.org/drawingml/2006/main">
+              <a:graphicData uri="http://schemas.openxmlformats.org/drawingml/2006/picture">
+                <pic:pic xmlns:pic="http://schemas.openxmlformats.org/drawingml/2006/picture">
+                  <pic:nvPicPr>
+                    <pic:cNvPr id="1" name=""/>
+                    <pic:cNvPicPr/>
+                  </pic:nvPicPr>
+                  <pic:blipFill>
+                    <a:blip r:embed="rId12"/>
+                    <a:stretch>
+                      <a:fillRect/>
+                    </a:stretch>
+                  </pic:blipFill>
+                  <pic:spPr>
+                    <a:xfrm>
+                      <a:off x="0" y="0"/>
+                      <a:ext cx="5400040" cy="1551940"/>
+                    </a:xfrm>
+                    <a:prstGeom prst="rect">
+                      <a:avLst/>
+                    </a:prstGeom>
+                  </pic:spPr>
+                </pic:pic>
+              </a:graphicData>
+            </a:graphic>
+          </wp:inline>
+        </w:drawing>
+      </w:r>
+    </w:p>
+    <w:p>
+      <w:r>
+        <w:t>Más</w:t>
+      </w:r>
+      <w:r>
+        <w:t xml:space="preserve"> abajo </w:t>
+      </w:r>
+      <w:r>
+        <w:t>podemos ver que las máquinas están en las subredes bien.</w:t>
+      </w:r>
+    </w:p>
+    <w:p>
+      <w:r>
+        <w:drawing>
+          <wp:inline distT="0" distB="0" distL="0" distR="0" wp14:anchorId="0C1DD647" wp14:editId="6FB22587">
+            <wp:extent cx="5400040" cy="2788285"/>
+            <wp:effectExtent l="0" t="0" r="0" b="0"/>
+            <wp:docPr id="7" name="Imagen 7"/>
+            <wp:cNvGraphicFramePr>
+              <a:graphicFrameLocks xmlns:a="http://schemas.openxmlformats.org/drawingml/2006/main" noChangeAspect="1"/>
+            </wp:cNvGraphicFramePr>
+            <a:graphic xmlns:a="http://schemas.openxmlformats.org/drawingml/2006/main">
+              <a:graphicData uri="http://schemas.openxmlformats.org/drawingml/2006/picture">
+                <pic:pic xmlns:pic="http://schemas.openxmlformats.org/drawingml/2006/picture">
+                  <pic:nvPicPr>
+                    <pic:cNvPr id="1" name=""/>
+                    <pic:cNvPicPr/>
+                  </pic:nvPicPr>
+                  <pic:blipFill>
+                    <a:blip r:embed="rId13"/>
+                    <a:stretch>
+                      <a:fillRect/>
+                    </a:stretch>
+                  </pic:blipFill>
+                  <pic:spPr>
+                    <a:xfrm>
+                      <a:off x="0" y="0"/>
+                      <a:ext cx="5400040" cy="2788285"/>
+                    </a:xfrm>
+                    <a:prstGeom prst="rect">
+                      <a:avLst/>
+                    </a:prstGeom>
+                  </pic:spPr>
+                </pic:pic>
+              </a:graphicData>
+            </a:graphic>
+          </wp:inline>
+        </w:drawing>
+      </w:r>
+    </w:p>
+    <w:p>
+      <w:r>
+        <w:t>Máquina Back</w:t>
+      </w:r>
+    </w:p>
+    <w:p>
+      <w:r>
+        <w:drawing>
+          <wp:inline distT="0" distB="0" distL="0" distR="0" wp14:anchorId="2056992E" wp14:editId="353F2F96">
+            <wp:extent cx="5480462" cy="2969895"/>
+            <wp:effectExtent l="0" t="0" r="6350" b="1905"/>
+            <wp:docPr id="8" name="Imagen 8"/>
+            <wp:cNvGraphicFramePr>
+              <a:graphicFrameLocks xmlns:a="http://schemas.openxmlformats.org/drawingml/2006/main" noChangeAspect="1"/>
+            </wp:cNvGraphicFramePr>
+            <a:graphic xmlns:a="http://schemas.openxmlformats.org/drawingml/2006/main">
+              <a:graphicData uri="http://schemas.openxmlformats.org/drawingml/2006/picture">
+                <pic:pic xmlns:pic="http://schemas.openxmlformats.org/drawingml/2006/picture">
+                  <pic:nvPicPr>
+                    <pic:cNvPr id="1" name=""/>
+                    <pic:cNvPicPr/>
+                  </pic:nvPicPr>
+                  <pic:blipFill>
+                    <a:blip r:embed="rId14"/>
+                    <a:stretch>
+                      <a:fillRect/>
+                    </a:stretch>
+                  </pic:blipFill>
+                  <pic:spPr>
+                    <a:xfrm>
+                      <a:off x="0" y="0"/>
+                      <a:ext cx="5528201" cy="2995765"/>
+                    </a:xfrm>
+                    <a:prstGeom prst="rect">
+                      <a:avLst/>
+                    </a:prstGeom>
+                  </pic:spPr>
+                </pic:pic>
+              </a:graphicData>
+            </a:graphic>
+          </wp:inline>
+        </w:drawing>
+      </w:r>
+    </w:p>
+    <w:p>
+      <w:r>
+        <w:br w:type="page"/>
+      </w:r>
+    </w:p>
+    <w:p>
+      <w:r>
+        <w:lastRenderedPageBreak/>
+        <w:t>Máquina Front</w:t>
+      </w:r>
+    </w:p>
+    <w:p>
+      <w:r>
+        <w:drawing>
+          <wp:inline distT="0" distB="0" distL="0" distR="0" wp14:anchorId="541157F8" wp14:editId="3868B410">
+            <wp:extent cx="5400040" cy="2943225"/>
+            <wp:effectExtent l="0" t="0" r="0" b="9525"/>
+            <wp:docPr id="9" name="Imagen 9"/>
+            <wp:cNvGraphicFramePr>
+              <a:graphicFrameLocks xmlns:a="http://schemas.openxmlformats.org/drawingml/2006/main" noChangeAspect="1"/>
+            </wp:cNvGraphicFramePr>
+            <a:graphic xmlns:a="http://schemas.openxmlformats.org/drawingml/2006/main">
+              <a:graphicData uri="http://schemas.openxmlformats.org/drawingml/2006/picture">
+                <pic:pic xmlns:pic="http://schemas.openxmlformats.org/drawingml/2006/picture">
+                  <pic:nvPicPr>
+                    <pic:cNvPr id="1" name=""/>
+                    <pic:cNvPicPr/>
+                  </pic:nvPicPr>
+                  <pic:blipFill>
+                    <a:blip r:embed="rId15"/>
+                    <a:stretch>
+                      <a:fillRect/>
+                    </a:stretch>
+                  </pic:blipFill>
+                  <pic:spPr>
+                    <a:xfrm>
+                      <a:off x="0" y="0"/>
+                      <a:ext cx="5400040" cy="2943225"/>
+                    </a:xfrm>
+                    <a:prstGeom prst="rect">
+                      <a:avLst/>
+                    </a:prstGeom>
+                  </pic:spPr>
+                </pic:pic>
+              </a:graphicData>
+            </a:graphic>
+          </wp:inline>
+        </w:drawing>
+      </w:r>
+    </w:p>
+    <w:p>
+      <w:pPr>
+        <w:pStyle w:val="Ttulo1"/>
+      </w:pPr>
+      <w:bookmarkStart w:id="2" w:name="_Toc215590590"/>
+      <w:r>
+        <w:t>El despliegue de tu servidor web</w:t>
+      </w:r>
       <w:bookmarkEnd w:id="2"/>
+      <w:r>
+        <w:t xml:space="preserve"> </w:t>
+      </w:r>
+    </w:p>
+    <w:p>
+      <w:r>
+        <w:drawing>
+          <wp:inline distT="0" distB="0" distL="0" distR="0" wp14:anchorId="23D0A407" wp14:editId="16316EB2">
+            <wp:extent cx="5400040" cy="3012440"/>
+            <wp:effectExtent l="0" t="0" r="0" b="0"/>
+            <wp:docPr id="10" name="Imagen 10"/>
+            <wp:cNvGraphicFramePr>
+              <a:graphicFrameLocks xmlns:a="http://schemas.openxmlformats.org/drawingml/2006/main" noChangeAspect="1"/>
+            </wp:cNvGraphicFramePr>
+            <a:graphic xmlns:a="http://schemas.openxmlformats.org/drawingml/2006/main">
+              <a:graphicData uri="http://schemas.openxmlformats.org/drawingml/2006/picture">
+                <pic:pic xmlns:pic="http://schemas.openxmlformats.org/drawingml/2006/picture">
+                  <pic:nvPicPr>
+                    <pic:cNvPr id="1" name=""/>
+                    <pic:cNvPicPr/>
+                  </pic:nvPicPr>
+                  <pic:blipFill>
+                    <a:blip r:embed="rId16"/>
+                    <a:stretch>
+                      <a:fillRect/>
+                    </a:stretch>
+                  </pic:blipFill>
+                  <pic:spPr>
+                    <a:xfrm>
+                      <a:off x="0" y="0"/>
+                      <a:ext cx="5400040" cy="3012440"/>
+                    </a:xfrm>
+                    <a:prstGeom prst="rect">
+                      <a:avLst/>
+                    </a:prstGeom>
+                  </pic:spPr>
+                </pic:pic>
+              </a:graphicData>
+            </a:graphic>
+          </wp:inline>
+        </w:drawing>
+      </w:r>
+    </w:p>
+    <w:p>
+      <w:r>
+        <w:t xml:space="preserve">En el servidor tenemos que habilitar el Internet Información </w:t>
+      </w:r>
+      <w:proofErr w:type="spellStart"/>
+      <w:r>
+        <w:t>Service</w:t>
+      </w:r>
+      <w:proofErr w:type="spellEnd"/>
+      <w:r>
+        <w:t xml:space="preserve"> para poder desplegar nuestra </w:t>
+      </w:r>
+      <w:proofErr w:type="spellStart"/>
+      <w:r>
+        <w:t>pagina</w:t>
+      </w:r>
+      <w:proofErr w:type="spellEnd"/>
+      <w:r>
+        <w:t xml:space="preserve"> web.</w:t>
+      </w:r>
     </w:p>
     <w:p/>
     <w:p/>
+    <w:p/>
+    <w:p/>
+    <w:p/>
+    <w:p/>
     <w:p>
-      <w:pPr>
-        <w:pStyle w:val="Ttulo1"/>
-      </w:pPr>
-      <w:bookmarkStart w:id="3" w:name="_Toc214379726"/>
-      <w:r>
-        <w:t>El despliegue de tu servidor web</w:t>
-      </w:r>
-      <w:bookmarkEnd w:id="3"/>
-      <w:r>
-        <w:t xml:space="preserve"> </w:t>
+      <w:r>
+        <w:lastRenderedPageBreak/>
+        <w:t>Back</w:t>
+      </w:r>
+      <w:r>
+        <w:tab/>
+      </w:r>
+      <w:r>
+        <w:tab/>
+      </w:r>
+      <w:r>
+        <w:tab/>
+      </w:r>
+      <w:r>
+        <w:tab/>
+      </w:r>
+      <w:r>
+        <w:tab/>
+        <w:t>Front</w:t>
       </w:r>
     </w:p>
     <w:p>
+      <w:r>
+        <w:rPr>
+          <w:noProof/>
+          <w:lang w:eastAsia="es-ES"/>
+        </w:rPr>
+        <mc:AlternateContent>
+          <mc:Choice Requires="wps">
+            <w:drawing>
+              <wp:anchor distT="0" distB="0" distL="114300" distR="114300" simplePos="0" relativeHeight="251699200" behindDoc="0" locked="0" layoutInCell="1" allowOverlap="1" wp14:anchorId="01706774" wp14:editId="503D76E0">
+                <wp:simplePos x="0" y="0"/>
+                <wp:positionH relativeFrom="column">
+                  <wp:posOffset>2230364</wp:posOffset>
+                </wp:positionH>
+                <wp:positionV relativeFrom="paragraph">
+                  <wp:posOffset>4445</wp:posOffset>
+                </wp:positionV>
+                <wp:extent cx="1090246" cy="65314"/>
+                <wp:effectExtent l="0" t="0" r="15240" b="11430"/>
+                <wp:wrapNone/>
+                <wp:docPr id="14" name="Rectángulo 14"/>
+                <wp:cNvGraphicFramePr/>
+                <a:graphic xmlns:a="http://schemas.openxmlformats.org/drawingml/2006/main">
+                  <a:graphicData uri="http://schemas.microsoft.com/office/word/2010/wordprocessingShape">
+                    <wps:wsp>
+                      <wps:cNvSpPr/>
+                      <wps:spPr>
+                        <a:xfrm>
+                          <a:off x="0" y="0"/>
+                          <a:ext cx="1090246" cy="65314"/>
+                        </a:xfrm>
+                        <a:prstGeom prst="rect">
+                          <a:avLst/>
+                        </a:prstGeom>
+                        <a:noFill/>
+                        <a:ln>
+                          <a:solidFill>
+                            <a:srgbClr val="FF0000"/>
+                          </a:solidFill>
+                        </a:ln>
+                      </wps:spPr>
+                      <wps:style>
+                        <a:lnRef idx="2">
+                          <a:schemeClr val="accent1">
+                            <a:shade val="50000"/>
+                          </a:schemeClr>
+                        </a:lnRef>
+                        <a:fillRef idx="1">
+                          <a:schemeClr val="accent1"/>
+                        </a:fillRef>
+                        <a:effectRef idx="0">
+                          <a:schemeClr val="accent1"/>
+                        </a:effectRef>
+                        <a:fontRef idx="minor">
+                          <a:schemeClr val="lt1"/>
+                        </a:fontRef>
+                      </wps:style>
+                      <wps:bodyPr rot="0" spcFirstLastPara="0" vertOverflow="overflow" horzOverflow="overflow" vert="horz" wrap="square" lIns="91440" tIns="45720" rIns="91440" bIns="45720" numCol="1" spcCol="0" rtlCol="0" fromWordArt="0" anchor="ctr" anchorCtr="0" forceAA="0" compatLnSpc="1">
+                        <a:prstTxWarp prst="textNoShape">
+                          <a:avLst/>
+                        </a:prstTxWarp>
+                        <a:noAutofit/>
+                      </wps:bodyPr>
+                    </wps:wsp>
+                  </a:graphicData>
+                </a:graphic>
+                <wp14:sizeRelV relativeFrom="margin">
+                  <wp14:pctHeight>0</wp14:pctHeight>
+                </wp14:sizeRelV>
+              </wp:anchor>
+            </w:drawing>
+          </mc:Choice>
+          <mc:Fallback>
+            <w:pict>
+              <v:rect w14:anchorId="0AD3A8D6" id="Rectángulo 14" o:spid="_x0000_s1026" style="position:absolute;margin-left:175.6pt;margin-top:.35pt;width:85.85pt;height:5.15pt;z-index:251699200;visibility:visible;mso-wrap-style:square;mso-height-percent:0;mso-wrap-distance-left:9pt;mso-wrap-distance-top:0;mso-wrap-distance-right:9pt;mso-wrap-distance-bottom:0;mso-position-horizontal:absolute;mso-position-horizontal-relative:text;mso-position-vertical:absolute;mso-position-vertical-relative:text;mso-height-percent:0;mso-height-relative:margin;v-text-anchor:middle" o:gfxdata="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" filled="f" strokecolor="red" strokeweight="1pt"/>
+            </w:pict>
+          </mc:Fallback>
+        </mc:AlternateContent>
+      </w:r>
+      <w:r>
+        <w:rPr>
+          <w:noProof/>
+          <w:lang w:eastAsia="es-ES"/>
+        </w:rPr>
+        <mc:AlternateContent>
+          <mc:Choice Requires="wps">
+            <w:drawing>
+              <wp:anchor distT="0" distB="0" distL="114300" distR="114300" simplePos="0" relativeHeight="251701248" behindDoc="0" locked="0" layoutInCell="1" allowOverlap="1" wp14:anchorId="61064FE2" wp14:editId="4A33749B">
+                <wp:simplePos x="0" y="0"/>
+                <wp:positionH relativeFrom="margin">
+                  <wp:align>left</wp:align>
+                </wp:positionH>
+                <wp:positionV relativeFrom="paragraph">
+                  <wp:posOffset>11144</wp:posOffset>
+                </wp:positionV>
+                <wp:extent cx="1090246" cy="65314"/>
+                <wp:effectExtent l="0" t="0" r="15240" b="11430"/>
+                <wp:wrapNone/>
+                <wp:docPr id="15" name="Rectángulo 15"/>
+                <wp:cNvGraphicFramePr/>
+                <a:graphic xmlns:a="http://schemas.openxmlformats.org/drawingml/2006/main">
+                  <a:graphicData uri="http://schemas.microsoft.com/office/word/2010/wordprocessingShape">
+                    <wps:wsp>
+                      <wps:cNvSpPr/>
+                      <wps:spPr>
+                        <a:xfrm>
+                          <a:off x="0" y="0"/>
+                          <a:ext cx="1090246" cy="65314"/>
+                        </a:xfrm>
+                        <a:prstGeom prst="rect">
+                          <a:avLst/>
+                        </a:prstGeom>
+                        <a:noFill/>
+                        <a:ln>
+                          <a:solidFill>
+                            <a:srgbClr val="FF0000"/>
+                          </a:solidFill>
+                        </a:ln>
+                      </wps:spPr>
+                      <wps:style>
+                        <a:lnRef idx="2">
+                          <a:schemeClr val="accent1">
+                            <a:shade val="50000"/>
+                          </a:schemeClr>
+                        </a:lnRef>
+                        <a:fillRef idx="1">
+                          <a:schemeClr val="accent1"/>
+                        </a:fillRef>
+                        <a:effectRef idx="0">
+                          <a:schemeClr val="accent1"/>
+                        </a:effectRef>
+                        <a:fontRef idx="minor">
+                          <a:schemeClr val="lt1"/>
+                        </a:fontRef>
+                      </wps:style>
+                      <wps:bodyPr rot="0" spcFirstLastPara="0" vertOverflow="overflow" horzOverflow="overflow" vert="horz" wrap="square" lIns="91440" tIns="45720" rIns="91440" bIns="45720" numCol="1" spcCol="0" rtlCol="0" fromWordArt="0" anchor="ctr" anchorCtr="0" forceAA="0" compatLnSpc="1">
+                        <a:prstTxWarp prst="textNoShape">
+                          <a:avLst/>
+                        </a:prstTxWarp>
+                        <a:noAutofit/>
+                      </wps:bodyPr>
+                    </wps:wsp>
+                  </a:graphicData>
+                </a:graphic>
+                <wp14:sizeRelV relativeFrom="margin">
+                  <wp14:pctHeight>0</wp14:pctHeight>
+                </wp14:sizeRelV>
+              </wp:anchor>
+            </w:drawing>
+          </mc:Choice>
+          <mc:Fallback>
+            <w:pict>
+              <v:rect w14:anchorId="1015F98D" id="Rectángulo 15" o:spid="_x0000_s1026" style="position:absolute;margin-left:0;margin-top:.9pt;width:85.85pt;height:5.15pt;z-index:251701248;visibility:visible;mso-wrap-style:square;mso-height-percent:0;mso-wrap-distance-left:9pt;mso-wrap-distance-top:0;mso-wrap-distance-right:9pt;mso-wrap-distance-bottom:0;mso-position-horizontal:left;mso-position-horizontal-relative:margin;mso-position-vertical:absolute;mso-position-vertical-relative:text;mso-height-percent:0;mso-height-relative:margin;v-text-anchor:middle" o:gfxdata="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" filled="f" strokecolor="red" strokeweight="1pt">
+                <w10:wrap anchorx="margin"/>
+              </v:rect>
+            </w:pict>
+          </mc:Fallback>
+        </mc:AlternateContent>
+      </w:r>
+      <w:r>
+        <w:rPr>
+          <w:noProof/>
+          <w:lang w:eastAsia="es-ES"/>
+        </w:rPr>
+        <mc:AlternateContent>
+          <mc:Choice Requires="wps">
+            <w:drawing>
+              <wp:anchor distT="0" distB="0" distL="114300" distR="114300" simplePos="0" relativeHeight="251697152" behindDoc="0" locked="0" layoutInCell="1" allowOverlap="1" wp14:anchorId="330D408A" wp14:editId="1E71CCFF">
+                <wp:simplePos x="0" y="0"/>
+                <wp:positionH relativeFrom="column">
+                  <wp:posOffset>2739593</wp:posOffset>
+                </wp:positionH>
+                <wp:positionV relativeFrom="paragraph">
+                  <wp:posOffset>498454</wp:posOffset>
+                </wp:positionV>
+                <wp:extent cx="1090246" cy="120580"/>
+                <wp:effectExtent l="0" t="0" r="15240" b="13335"/>
+                <wp:wrapNone/>
+                <wp:docPr id="13" name="Rectángulo 13"/>
+                <wp:cNvGraphicFramePr/>
+                <a:graphic xmlns:a="http://schemas.openxmlformats.org/drawingml/2006/main">
+                  <a:graphicData uri="http://schemas.microsoft.com/office/word/2010/wordprocessingShape">
+                    <wps:wsp>
+                      <wps:cNvSpPr/>
+                      <wps:spPr>
+                        <a:xfrm>
+                          <a:off x="0" y="0"/>
+                          <a:ext cx="1090246" cy="120580"/>
+                        </a:xfrm>
+                        <a:prstGeom prst="rect">
+                          <a:avLst/>
+                        </a:prstGeom>
+                        <a:noFill/>
+                        <a:ln>
+                          <a:solidFill>
+                            <a:srgbClr val="FF0000"/>
+                          </a:solidFill>
+                        </a:ln>
+                      </wps:spPr>
+                      <wps:style>
+                        <a:lnRef idx="2">
+                          <a:schemeClr val="accent1">
+                            <a:shade val="50000"/>
+                          </a:schemeClr>
+                        </a:lnRef>
+                        <a:fillRef idx="1">
+                          <a:schemeClr val="accent1"/>
+                        </a:fillRef>
+                        <a:effectRef idx="0">
+                          <a:schemeClr val="accent1"/>
+                        </a:effectRef>
+                        <a:fontRef idx="minor">
+                          <a:schemeClr val="lt1"/>
+                        </a:fontRef>
+                      </wps:style>
+                      <wps:bodyPr rot="0" spcFirstLastPara="0" vertOverflow="overflow" horzOverflow="overflow" vert="horz" wrap="square" lIns="91440" tIns="45720" rIns="91440" bIns="45720" numCol="1" spcCol="0" rtlCol="0" fromWordArt="0" anchor="ctr" anchorCtr="0" forceAA="0" compatLnSpc="1">
+                        <a:prstTxWarp prst="textNoShape">
+                          <a:avLst/>
+                        </a:prstTxWarp>
+                        <a:noAutofit/>
+                      </wps:bodyPr>
+                    </wps:wsp>
+                  </a:graphicData>
+                </a:graphic>
+              </wp:anchor>
+            </w:drawing>
+          </mc:Choice>
+          <mc:Fallback>
+            <w:pict>
+              <v:rect w14:anchorId="0D2DF24F" id="Rectángulo 13" o:spid="_x0000_s1026" style="position:absolute;margin-left:215.7pt;margin-top:39.25pt;width:85.85pt;height:9.5pt;z-index:251697152;visibility:visible;mso-wrap-style:square;mso-wrap-distance-left:9pt;mso-wrap-distance-top:0;mso-wrap-distance-right:9pt;mso-wrap-distance-bottom:0;mso-position-horizontal:absolute;mso-position-horizontal-relative:text;mso-position-vertical:absolute;mso-position-vertical-relative:text;v-text-anchor:middle" o:gfxdata="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" filled="f" strokecolor="red" strokeweight="1pt"/>
+            </w:pict>
+          </mc:Fallback>
+        </mc:AlternateContent>
+      </w:r>
+      <w:r>
+        <w:rPr>
+          <w:noProof/>
+          <w:lang w:eastAsia="es-ES"/>
+        </w:rPr>
+        <mc:AlternateContent>
+          <mc:Choice Requires="wps">
+            <w:drawing>
+              <wp:anchor distT="0" distB="0" distL="114300" distR="114300" simplePos="0" relativeHeight="251695104" behindDoc="0" locked="0" layoutInCell="1" allowOverlap="1" wp14:anchorId="0ED20478" wp14:editId="2A021B0E">
+                <wp:simplePos x="0" y="0"/>
+                <wp:positionH relativeFrom="column">
+                  <wp:posOffset>376876</wp:posOffset>
+                </wp:positionH>
+                <wp:positionV relativeFrom="paragraph">
+                  <wp:posOffset>401467</wp:posOffset>
+                </wp:positionV>
+                <wp:extent cx="1090246" cy="120580"/>
+                <wp:effectExtent l="0" t="0" r="15240" b="13335"/>
+                <wp:wrapNone/>
+                <wp:docPr id="12" name="Rectángulo 12"/>
+                <wp:cNvGraphicFramePr/>
+                <a:graphic xmlns:a="http://schemas.openxmlformats.org/drawingml/2006/main">
+                  <a:graphicData uri="http://schemas.microsoft.com/office/word/2010/wordprocessingShape">
+                    <wps:wsp>
+                      <wps:cNvSpPr/>
+                      <wps:spPr>
+                        <a:xfrm>
+                          <a:off x="0" y="0"/>
+                          <a:ext cx="1090246" cy="120580"/>
+                        </a:xfrm>
+                        <a:prstGeom prst="rect">
+                          <a:avLst/>
+                        </a:prstGeom>
+                        <a:noFill/>
+                        <a:ln>
+                          <a:solidFill>
+                            <a:srgbClr val="FF0000"/>
+                          </a:solidFill>
+                        </a:ln>
+                      </wps:spPr>
+                      <wps:style>
+                        <a:lnRef idx="2">
+                          <a:schemeClr val="accent1">
+                            <a:shade val="50000"/>
+                          </a:schemeClr>
+                        </a:lnRef>
+                        <a:fillRef idx="1">
+                          <a:schemeClr val="accent1"/>
+                        </a:fillRef>
+                        <a:effectRef idx="0">
+                          <a:schemeClr val="accent1"/>
+                        </a:effectRef>
+                        <a:fontRef idx="minor">
+                          <a:schemeClr val="lt1"/>
+                        </a:fontRef>
+                      </wps:style>
+                      <wps:bodyPr rot="0" spcFirstLastPara="0" vertOverflow="overflow" horzOverflow="overflow" vert="horz" wrap="square" lIns="91440" tIns="45720" rIns="91440" bIns="45720" numCol="1" spcCol="0" rtlCol="0" fromWordArt="0" anchor="ctr" anchorCtr="0" forceAA="0" compatLnSpc="1">
+                        <a:prstTxWarp prst="textNoShape">
+                          <a:avLst/>
+                        </a:prstTxWarp>
+                        <a:noAutofit/>
+                      </wps:bodyPr>
+                    </wps:wsp>
+                  </a:graphicData>
+                </a:graphic>
+              </wp:anchor>
+            </w:drawing>
+          </mc:Choice>
+          <mc:Fallback>
+            <w:pict>
+              <v:rect w14:anchorId="2492C5B7" id="Rectángulo 12" o:spid="_x0000_s1026" style="position:absolute;margin-left:29.7pt;margin-top:31.6pt;width:85.85pt;height:9.5pt;z-index:251695104;visibility:visible;mso-wrap-style:square;mso-wrap-distance-left:9pt;mso-wrap-distance-top:0;mso-wrap-distance-right:9pt;mso-wrap-distance-bottom:0;mso-position-horizontal:absolute;mso-position-horizontal-relative:text;mso-position-vertical:absolute;mso-position-vertical-relative:text;v-text-anchor:middle" o:gfxdata="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" filled="f" strokecolor="red" strokeweight="1pt"/>
+            </w:pict>
+          </mc:Fallback>
+        </mc:AlternateContent>
+      </w:r>
+      <w:r>
+        <w:drawing>
+          <wp:inline distT="0" distB="0" distL="0" distR="0" wp14:anchorId="2DD4A90D" wp14:editId="52661DB4">
+            <wp:extent cx="5400040" cy="2942590"/>
+            <wp:effectExtent l="0" t="0" r="0" b="0"/>
+            <wp:docPr id="11" name="Imagen 11"/>
+            <wp:cNvGraphicFramePr>
+              <a:graphicFrameLocks xmlns:a="http://schemas.openxmlformats.org/drawingml/2006/main" noChangeAspect="1"/>
+            </wp:cNvGraphicFramePr>
+            <a:graphic xmlns:a="http://schemas.openxmlformats.org/drawingml/2006/main">
+              <a:graphicData uri="http://schemas.openxmlformats.org/drawingml/2006/picture">
+                <pic:pic xmlns:pic="http://schemas.openxmlformats.org/drawingml/2006/picture">
+                  <pic:nvPicPr>
+                    <pic:cNvPr id="1" name=""/>
+                    <pic:cNvPicPr/>
+                  </pic:nvPicPr>
+                  <pic:blipFill>
+                    <a:blip r:embed="rId17"/>
+                    <a:stretch>
+                      <a:fillRect/>
+                    </a:stretch>
+                  </pic:blipFill>
+                  <pic:spPr>
+                    <a:xfrm>
+                      <a:off x="0" y="0"/>
+                      <a:ext cx="5400040" cy="2942590"/>
+                    </a:xfrm>
+                    <a:prstGeom prst="rect">
+                      <a:avLst/>
+                    </a:prstGeom>
+                  </pic:spPr>
+                </pic:pic>
+              </a:graphicData>
+            </a:graphic>
+          </wp:inline>
+        </w:drawing>
+      </w:r>
+    </w:p>
+    <w:p>
+      <w:r>
+        <w:t xml:space="preserve">Conexión por </w:t>
+      </w:r>
+      <w:proofErr w:type="spellStart"/>
+      <w:r>
+        <w:t>ip</w:t>
+      </w:r>
+      <w:proofErr w:type="spellEnd"/>
+      <w:r>
+        <w:t xml:space="preserve"> </w:t>
+      </w:r>
+      <w:proofErr w:type="spellStart"/>
+      <w:r>
+        <w:t>publica</w:t>
+      </w:r>
+      <w:proofErr w:type="spellEnd"/>
+      <w:r>
+        <w:t>.</w:t>
+      </w:r>
+    </w:p>
+    <w:p>
+      <w:r>
+        <w:t>Luego en la ruta C/</w:t>
+      </w:r>
+      <w:proofErr w:type="spellStart"/>
+      <w:r>
+        <w:t>inetpub</w:t>
+      </w:r>
+      <w:proofErr w:type="spellEnd"/>
+      <w:r>
+        <w:t>/</w:t>
+      </w:r>
+      <w:proofErr w:type="spellStart"/>
+      <w:r>
+        <w:t>wwwroot</w:t>
+      </w:r>
+      <w:proofErr w:type="spellEnd"/>
+      <w:r>
+        <w:t xml:space="preserve"> creamos un </w:t>
+      </w:r>
+      <w:proofErr w:type="spellStart"/>
+      <w:r>
+        <w:t>html</w:t>
+      </w:r>
+      <w:proofErr w:type="spellEnd"/>
+      <w:r>
+        <w:t xml:space="preserve"> con </w:t>
+      </w:r>
+      <w:proofErr w:type="spellStart"/>
+      <w:r>
+        <w:t>css</w:t>
+      </w:r>
+      <w:proofErr w:type="spellEnd"/>
+      <w:r>
+        <w:t xml:space="preserve"> simple. Y ya se puede acceder desde otra </w:t>
+      </w:r>
+      <w:proofErr w:type="spellStart"/>
+      <w:r>
+        <w:t>maquina</w:t>
+      </w:r>
+      <w:proofErr w:type="spellEnd"/>
+      <w:r>
+        <w:t xml:space="preserve"> (Front)</w:t>
+      </w:r>
+      <w:r>
+        <w:t>.</w:t>
+      </w:r>
+    </w:p>
+    <w:p>
+      <w:r>
+        <w:drawing>
+          <wp:inline distT="0" distB="0" distL="0" distR="0" wp14:anchorId="4AD0F542" wp14:editId="71875A0C">
+            <wp:extent cx="5400040" cy="2950845"/>
+            <wp:effectExtent l="0" t="0" r="0" b="1905"/>
+            <wp:docPr id="17" name="Imagen 17"/>
+            <wp:cNvGraphicFramePr>
+              <a:graphicFrameLocks xmlns:a="http://schemas.openxmlformats.org/drawingml/2006/main" noChangeAspect="1"/>
+            </wp:cNvGraphicFramePr>
+            <a:graphic xmlns:a="http://schemas.openxmlformats.org/drawingml/2006/main">
+              <a:graphicData uri="http://schemas.openxmlformats.org/drawingml/2006/picture">
+                <pic:pic xmlns:pic="http://schemas.openxmlformats.org/drawingml/2006/picture">
+                  <pic:nvPicPr>
+                    <pic:cNvPr id="1" name=""/>
+                    <pic:cNvPicPr/>
+                  </pic:nvPicPr>
+                  <pic:blipFill>
+                    <a:blip r:embed="rId18"/>
+                    <a:stretch>
+                      <a:fillRect/>
+                    </a:stretch>
+                  </pic:blipFill>
+                  <pic:spPr>
+                    <a:xfrm>
+                      <a:off x="0" y="0"/>
+                      <a:ext cx="5400040" cy="2950845"/>
+                    </a:xfrm>
+                    <a:prstGeom prst="rect">
+                      <a:avLst/>
+                    </a:prstGeom>
+                  </pic:spPr>
+                </pic:pic>
+              </a:graphicData>
+            </a:graphic>
+          </wp:inline>
+        </w:drawing>
+      </w:r>
+    </w:p>
+    <w:p>
+      <w:r>
+        <w:t xml:space="preserve">Conexión atreves de </w:t>
+      </w:r>
+      <w:proofErr w:type="spellStart"/>
+      <w:r>
+        <w:t>ip</w:t>
+      </w:r>
+      <w:proofErr w:type="spellEnd"/>
+      <w:r>
+        <w:t xml:space="preserve"> privada.</w:t>
+      </w:r>
+    </w:p>
+    <w:p>
       <w:pPr>
         <w:pStyle w:val="Ttulo1"/>
       </w:pPr>
-      <w:bookmarkStart w:id="4" w:name="_Toc214379727"/>
-      <w:r>
-        <w:t xml:space="preserve">(Opcional) despliegue del contenedor en </w:t>
+      <w:bookmarkStart w:id="3" w:name="_Toc215590591"/>
+      <w:r>
+        <w:t>Preguntas</w:t>
+      </w:r>
+      <w:bookmarkEnd w:id="3"/>
+    </w:p>
+    <w:p>
+      <w:r>
+        <w:t xml:space="preserve">¿Tu web es accesible desde un equipo externo? ¿Por qué? </w:t>
+      </w:r>
+    </w:p>
+    <w:p>
+      <w:r>
+        <w:t xml:space="preserve">Si es accesible, porque </w:t>
+      </w:r>
+      <w:r>
+        <w:t xml:space="preserve">tiene una </w:t>
       </w:r>
       <w:proofErr w:type="spellStart"/>
       <w:r>
-        <w:t>Azure</w:t>
-      </w:r>
+        <w:t>ip</w:t>
+      </w:r>
+      <w:proofErr w:type="spellEnd"/>
+      <w:r>
+        <w:t xml:space="preserve"> publica que sale a internet y </w:t>
+      </w:r>
+      <w:r>
+        <w:t>está</w:t>
+      </w:r>
+      <w:r>
+        <w:t xml:space="preserve"> desplegado</w:t>
+      </w:r>
+      <w:r>
+        <w:rPr>
+          <w:u w:val="single"/>
+        </w:rPr>
+        <w:t>.</w:t>
+      </w:r>
+      <w:r>
+        <w:t xml:space="preserve"> </w:t>
+      </w:r>
+      <w:r>
+        <w:t xml:space="preserve">Pero si quitamos la </w:t>
+      </w:r>
+      <w:proofErr w:type="spellStart"/>
+      <w:r>
+        <w:t>ip</w:t>
+      </w:r>
+      <w:proofErr w:type="spellEnd"/>
+      <w:r>
+        <w:t xml:space="preserve"> </w:t>
+      </w:r>
+      <w:r>
+        <w:t xml:space="preserve">publica solo se puede acceder atreves de </w:t>
+      </w:r>
+      <w:proofErr w:type="spellStart"/>
+      <w:r>
+        <w:t>ip</w:t>
+      </w:r>
+      <w:proofErr w:type="spellEnd"/>
+      <w:r>
+        <w:t xml:space="preserve"> privada.</w:t>
+      </w:r>
+    </w:p>
+    <w:p>
+      <w:r>
+        <w:t>¿Cómo podemos asegurarnos de que un servicio desplegado en una subred concreta sea accesible desde otras partes de la red?</w:t>
+      </w:r>
+    </w:p>
+    <w:p>
+      <w:r>
+        <w:lastRenderedPageBreak/>
+        <w:t xml:space="preserve">Dejando las subredes que estén en la misma red virtual, para poderse comunicarse entre </w:t>
+      </w:r>
+      <w:r>
+        <w:t>sí</w:t>
+      </w:r>
+      <w:bookmarkStart w:id="4" w:name="_GoBack"/>
       <w:bookmarkEnd w:id="4"/>
-      <w:proofErr w:type="spellEnd"/>
+      <w:r>
+        <w:t>.</w:t>
+      </w:r>
     </w:p>
     <w:sectPr>
       <w:pgSz w:w="11906" w:h="16838"/>
@@ -4916,7 +5932,7 @@
 </file>
 
 <file path=customXml/itemProps1.xml><?xml version="1.0" encoding="utf-8"?>
-<ds:datastoreItem xmlns:ds="http://schemas.openxmlformats.org/officeDocument/2006/customXml" ds:itemID="{C3169271-08FF-43FA-8703-B79363E2AEAE}">
+<ds:datastoreItem xmlns:ds="http://schemas.openxmlformats.org/officeDocument/2006/customXml" ds:itemID="{5EBC21BC-5BA4-4CAA-BC66-69726E6938A1}">
   <ds:schemaRefs>
     <ds:schemaRef ds:uri="http://schemas.openxmlformats.org/officeDocument/2006/bibliography"/>
   </ds:schemaRefs>
